--- a/기획안/[1조]COMPICK_기획안_초안.docx
+++ b/기획안/[1조]COMPICK_기획안_초안.docx
@@ -73,7 +73,7 @@
           <w:rFonts w:ascii="나눔스퀘어" w:eastAsia="나눔스퀘어" w:hAnsi="나눔스퀘어" w:cs="Arial Unicode MS" w:hint="eastAsia"/>
           <w:b/>
         </w:rPr>
-        <w:t>14</w:t>
+        <w:t>25</w:t>
       </w:r>
       <w:r>
         <w:rPr>
@@ -284,12 +284,18 @@
               </w:rPr>
               <w:t>팀장:</w:t>
             </w:r>
-          </w:p>
-          <w:p>
-            <w:pPr>
-              <w:spacing w:before="240" w:after="240" w:line="240" w:lineRule="auto"/>
-              <w:rPr>
-                <w:rFonts w:ascii="나눔스퀘어" w:eastAsia="나눔스퀘어" w:hAnsi="나눔스퀘어"/>
+            <w:r>
+              <w:rPr>
+                <w:rFonts w:ascii="나눔스퀘어" w:eastAsia="나눔스퀘어" w:hAnsi="나눔스퀘어" w:cs="Arial Unicode MS" w:hint="eastAsia"/>
+              </w:rPr>
+              <w:t xml:space="preserve"> 김시현</w:t>
+            </w:r>
+          </w:p>
+          <w:p>
+            <w:pPr>
+              <w:spacing w:before="240" w:after="240" w:line="240" w:lineRule="auto"/>
+              <w:rPr>
+                <w:rFonts w:ascii="나눔스퀘어" w:eastAsia="나눔스퀘어" w:hAnsi="나눔스퀘어" w:hint="eastAsia"/>
               </w:rPr>
             </w:pPr>
             <w:r>
@@ -297,6 +303,12 @@
                 <w:rFonts w:ascii="나눔스퀘어" w:eastAsia="나눔스퀘어" w:hAnsi="나눔스퀘어" w:cs="Arial Unicode MS"/>
               </w:rPr>
               <w:t xml:space="preserve">팀원: </w:t>
+            </w:r>
+            <w:r>
+              <w:rPr>
+                <w:rFonts w:ascii="나눔스퀘어" w:eastAsia="나눔스퀘어" w:hAnsi="나눔스퀘어" w:cs="Arial Unicode MS" w:hint="eastAsia"/>
+              </w:rPr>
+              <w:t>서인석 최동혁</w:t>
             </w:r>
           </w:p>
         </w:tc>
@@ -464,11 +476,31 @@
             <w:pPr>
               <w:spacing w:before="240" w:after="240" w:line="240" w:lineRule="auto"/>
               <w:rPr>
+                <w:rFonts w:ascii="나눔스퀘어" w:eastAsia="나눔스퀘어" w:hAnsi="나눔스퀘어"/>
+                <w:bCs/>
+                <w:sz w:val="20"/>
+                <w:szCs w:val="20"/>
+              </w:rPr>
+            </w:pPr>
+            <w:r>
+              <w:rPr>
                 <w:rFonts w:ascii="나눔스퀘어" w:eastAsia="나눔스퀘어" w:hAnsi="나눔스퀘어" w:hint="eastAsia"/>
                 <w:bCs/>
                 <w:sz w:val="20"/>
                 <w:szCs w:val="20"/>
               </w:rPr>
+              <w:t>PCFIT은 사용자가 CPU, 메인보드, RAM, 그래픽카드, SSD, 파워, 케이스 등 조립 PC 부품을 단계별로 선택하여 하나의 견적을 구성하고, 선택한 부품을 장바구니와 주문으로 연결하는 웹 쇼핑몰 서비스이다.</w:t>
+            </w:r>
+          </w:p>
+          <w:p>
+            <w:pPr>
+              <w:spacing w:before="240" w:after="240" w:line="240" w:lineRule="auto"/>
+              <w:rPr>
+                <w:rFonts w:ascii="나눔스퀘어" w:eastAsia="나눔스퀘어" w:hAnsi="나눔스퀘어"/>
+                <w:bCs/>
+                <w:sz w:val="20"/>
+                <w:szCs w:val="20"/>
+              </w:rPr>
             </w:pPr>
             <w:r>
               <w:rPr>
@@ -477,26 +509,6 @@
                 <w:sz w:val="20"/>
                 <w:szCs w:val="20"/>
               </w:rPr>
-              <w:t>PCFIT은 사용자가 CPU, 메인보드, RAM, 그래픽카드, SSD, 파워, 케이스 등 조립 PC 부품을 단계별로 선택하여 하나의 견적을 구성하고, 선택한 부품을 장바구니와 주문으로 연결하는 웹 쇼핑몰 서비스이다.</w:t>
-            </w:r>
-          </w:p>
-          <w:p>
-            <w:pPr>
-              <w:spacing w:before="240" w:after="240" w:line="240" w:lineRule="auto"/>
-              <w:rPr>
-                <w:rFonts w:ascii="나눔스퀘어" w:eastAsia="나눔스퀘어" w:hAnsi="나눔스퀘어" w:hint="eastAsia"/>
-                <w:bCs/>
-                <w:sz w:val="20"/>
-                <w:szCs w:val="20"/>
-              </w:rPr>
-            </w:pPr>
-            <w:r>
-              <w:rPr>
-                <w:rFonts w:ascii="나눔스퀘어" w:eastAsia="나눔스퀘어" w:hAnsi="나눔스퀘어" w:hint="eastAsia"/>
-                <w:bCs/>
-                <w:sz w:val="20"/>
-                <w:szCs w:val="20"/>
-              </w:rPr>
               <w:t>일반 쇼핑몰이 개별 상품 구매에 초점을 둔다면, PCFIT은 조립 PC 구매 과정에서 필요한 “부품 선택 → 견적 생성 → 호환성 확인 → 장바구니 → 주문” 흐름을 중심으로 구현한다.</w:t>
             </w:r>
           </w:p>
@@ -504,7 +516,7 @@
             <w:pPr>
               <w:spacing w:before="240" w:after="240" w:line="240" w:lineRule="auto"/>
               <w:rPr>
-                <w:rFonts w:ascii="나눔스퀘어" w:eastAsia="나눔스퀘어" w:hAnsi="나눔스퀘어" w:hint="eastAsia"/>
+                <w:rFonts w:ascii="나눔스퀘어" w:eastAsia="나눔스퀘어" w:hAnsi="나눔스퀘어"/>
                 <w:bCs/>
                 <w:sz w:val="20"/>
                 <w:szCs w:val="20"/>
@@ -658,31 +670,31 @@
             <w:pPr>
               <w:spacing w:before="240" w:after="240" w:line="240" w:lineRule="auto"/>
               <w:rPr>
+                <w:rFonts w:ascii="나눔스퀘어" w:eastAsia="나눔스퀘어" w:hAnsi="나눔스퀘어"/>
+                <w:bCs/>
+              </w:rPr>
+            </w:pPr>
+            <w:r>
+              <w:rPr>
                 <w:rFonts w:ascii="나눔스퀘어" w:eastAsia="나눔스퀘어" w:hAnsi="나눔스퀘어" w:hint="eastAsia"/>
                 <w:bCs/>
               </w:rPr>
+              <w:t>개발 환경: Java, Spring Boot/Spring MVC, JPA, Oracle DB, JSP/JSTL, HTML, CSS, JavaScript</w:t>
+            </w:r>
+          </w:p>
+          <w:p>
+            <w:pPr>
+              <w:spacing w:before="240" w:after="240" w:line="240" w:lineRule="auto"/>
+              <w:rPr>
+                <w:rFonts w:ascii="나눔스퀘어" w:eastAsia="나눔스퀘어" w:hAnsi="나눔스퀘어"/>
+                <w:bCs/>
+              </w:rPr>
             </w:pPr>
             <w:r>
               <w:rPr>
                 <w:rFonts w:ascii="나눔스퀘어" w:eastAsia="나눔스퀘어" w:hAnsi="나눔스퀘어" w:hint="eastAsia"/>
                 <w:bCs/>
               </w:rPr>
-              <w:t>개발 환경: Java, Spring Boot/Spring MVC, JPA, Oracle DB, JSP/JSTL, HTML, CSS, JavaScript</w:t>
-            </w:r>
-          </w:p>
-          <w:p>
-            <w:pPr>
-              <w:spacing w:before="240" w:after="240" w:line="240" w:lineRule="auto"/>
-              <w:rPr>
-                <w:rFonts w:ascii="나눔스퀘어" w:eastAsia="나눔스퀘어" w:hAnsi="나눔스퀘어" w:hint="eastAsia"/>
-                <w:bCs/>
-              </w:rPr>
-            </w:pPr>
-            <w:r>
-              <w:rPr>
-                <w:rFonts w:ascii="나눔스퀘어" w:eastAsia="나눔스퀘어" w:hAnsi="나눔스퀘어" w:hint="eastAsia"/>
-                <w:bCs/>
-              </w:rPr>
               <w:t>협업 도구: Git, GitHub, GitHub Issues/Projects, Notion</w:t>
             </w:r>
           </w:p>
@@ -690,7 +702,7 @@
             <w:pPr>
               <w:spacing w:before="240" w:after="240" w:line="240" w:lineRule="auto"/>
               <w:rPr>
-                <w:rFonts w:ascii="나눔스퀘어" w:eastAsia="나눔스퀘어" w:hAnsi="나눔스퀘어" w:hint="eastAsia"/>
+                <w:rFonts w:ascii="나눔스퀘어" w:eastAsia="나눔스퀘어" w:hAnsi="나눔스퀘어"/>
                 <w:bCs/>
               </w:rPr>
             </w:pPr>
@@ -996,11 +1008,31 @@
             <w:pPr>
               <w:spacing w:before="240" w:after="240" w:line="240" w:lineRule="auto"/>
               <w:rPr>
+                <w:rFonts w:ascii="나눔스퀘어" w:eastAsia="나눔스퀘어" w:hAnsi="나눔스퀘어"/>
+                <w:bCs/>
+                <w:sz w:val="20"/>
+                <w:szCs w:val="20"/>
+              </w:rPr>
+            </w:pPr>
+            <w:r>
+              <w:rPr>
                 <w:rFonts w:ascii="나눔스퀘어" w:eastAsia="나눔스퀘어" w:hAnsi="나눔스퀘어" w:hint="eastAsia"/>
                 <w:bCs/>
                 <w:sz w:val="20"/>
                 <w:szCs w:val="20"/>
               </w:rPr>
+              <w:t>기본적인 회원기능 (회원가입/로그인, 마이페이지)</w:t>
+            </w:r>
+          </w:p>
+          <w:p>
+            <w:pPr>
+              <w:spacing w:before="240" w:after="240" w:line="240" w:lineRule="auto"/>
+              <w:rPr>
+                <w:rFonts w:ascii="나눔스퀘어" w:eastAsia="나눔스퀘어" w:hAnsi="나눔스퀘어"/>
+                <w:bCs/>
+                <w:sz w:val="20"/>
+                <w:szCs w:val="20"/>
+              </w:rPr>
             </w:pPr>
             <w:r>
               <w:rPr>
@@ -1009,7 +1041,7 @@
                 <w:sz w:val="20"/>
                 <w:szCs w:val="20"/>
               </w:rPr>
-              <w:t>기본적인 회원기능 (회원가입/로그인, 마이페이지)</w:t>
+              <w:t>직관적인 카테고리별 부품 쇼핑</w:t>
             </w:r>
           </w:p>
           <w:p>
@@ -1029,38 +1061,18 @@
                 <w:sz w:val="20"/>
                 <w:szCs w:val="20"/>
               </w:rPr>
-              <w:t>직관적인 카테고리별 부품 쇼핑</w:t>
-            </w:r>
-          </w:p>
-          <w:p>
-            <w:pPr>
-              <w:spacing w:before="240" w:after="240" w:line="240" w:lineRule="auto"/>
-              <w:rPr>
-                <w:rFonts w:ascii="나눔스퀘어" w:eastAsia="나눔스퀘어" w:hAnsi="나눔스퀘어"/>
-                <w:bCs/>
-                <w:sz w:val="20"/>
-                <w:szCs w:val="20"/>
-              </w:rPr>
-            </w:pPr>
-            <w:r>
+              <w:t>실시간 호환성 검사</w:t>
+            </w:r>
+          </w:p>
+          <w:p>
+            <w:pPr>
+              <w:spacing w:before="240" w:after="240" w:line="240" w:lineRule="auto"/>
               <w:rPr>
                 <w:rFonts w:ascii="나눔스퀘어" w:eastAsia="나눔스퀘어" w:hAnsi="나눔스퀘어" w:hint="eastAsia"/>
                 <w:bCs/>
                 <w:sz w:val="20"/>
                 <w:szCs w:val="20"/>
               </w:rPr>
-              <w:t>실시간 호환성 검사</w:t>
-            </w:r>
-          </w:p>
-          <w:p>
-            <w:pPr>
-              <w:spacing w:before="240" w:after="240" w:line="240" w:lineRule="auto"/>
-              <w:rPr>
-                <w:rFonts w:ascii="나눔스퀘어" w:eastAsia="나눔스퀘어" w:hAnsi="나눔스퀘어"/>
-                <w:bCs/>
-                <w:sz w:val="20"/>
-                <w:szCs w:val="20"/>
-              </w:rPr>
             </w:pPr>
             <w:r>
               <w:rPr>
@@ -1069,27 +1081,18 @@
                 <w:sz w:val="20"/>
                 <w:szCs w:val="20"/>
               </w:rPr>
-              <w:t>견</w:t>
-            </w:r>
-            <w:r>
+              <w:t>다중 부품 선택이 가능한 동적 장바구니 기능</w:t>
+            </w:r>
+          </w:p>
+          <w:p>
+            <w:pPr>
+              <w:spacing w:before="240" w:after="240" w:line="240" w:lineRule="auto"/>
               <w:rPr>
                 <w:rFonts w:ascii="나눔스퀘어" w:eastAsia="나눔스퀘어" w:hAnsi="나눔스퀘어" w:hint="eastAsia"/>
                 <w:bCs/>
                 <w:sz w:val="20"/>
                 <w:szCs w:val="20"/>
               </w:rPr>
-              <w:t>적 저장 및 공유</w:t>
-            </w:r>
-          </w:p>
-          <w:p>
-            <w:pPr>
-              <w:spacing w:before="240" w:after="240" w:line="240" w:lineRule="auto"/>
-              <w:rPr>
-                <w:rFonts w:ascii="나눔스퀘어" w:eastAsia="나눔스퀘어" w:hAnsi="나눔스퀘어"/>
-                <w:bCs/>
-                <w:sz w:val="20"/>
-                <w:szCs w:val="20"/>
-              </w:rPr>
             </w:pPr>
             <w:r>
               <w:rPr>
@@ -1098,19 +1101,8 @@
                 <w:sz w:val="20"/>
                 <w:szCs w:val="20"/>
               </w:rPr>
-              <w:t>다중 부품 선택이 가능한 동적 장바구니 기능</w:t>
-            </w:r>
-          </w:p>
-          <w:p>
-            <w:pPr>
-              <w:spacing w:before="240" w:after="240" w:line="240" w:lineRule="auto"/>
-              <w:rPr>
-                <w:rFonts w:ascii="나눔스퀘어" w:eastAsia="나눔스퀘어" w:hAnsi="나눔스퀘어" w:hint="eastAsia"/>
-                <w:bCs/>
-                <w:sz w:val="20"/>
-                <w:szCs w:val="20"/>
-              </w:rPr>
-            </w:pPr>
+              <w:t>LLM을 활용한 자동 견적 추천</w:t>
+            </w:r>
           </w:p>
         </w:tc>
         <w:tc>
@@ -1317,27 +1309,54 @@
               </w:rPr>
               <w:t>ack-End: Java, Spring Boot, Spring MVC, Controller-Service-Repository 구조, Session, Interceptor, JPA Entity 설계</w:t>
             </w:r>
-          </w:p>
-          <w:p>
-            <w:pPr>
-              <w:spacing w:before="240" w:after="240" w:line="240" w:lineRule="auto"/>
-              <w:rPr>
-                <w:rFonts w:ascii="나눔스퀘어" w:eastAsia="나눔스퀘어" w:hAnsi="나눔스퀘어"/>
+            <w:r>
+              <w:rPr>
+                <w:rFonts w:ascii="나눔스퀘어" w:eastAsia="나눔스퀘어" w:hAnsi="나눔스퀘어" w:hint="eastAsia"/>
                 <w:sz w:val="20"/>
                 <w:szCs w:val="20"/>
                 <w:lang w:val="en-US"/>
               </w:rPr>
-            </w:pPr>
-          </w:p>
-          <w:p>
-            <w:pPr>
-              <w:spacing w:before="240" w:after="240" w:line="240" w:lineRule="auto"/>
+              <w:t>, gemini-api(</w:t>
+            </w:r>
+            <w:r>
+              <w:rPr>
+                <w:rFonts w:ascii="나눔스퀘어" w:eastAsia="나눔스퀘어" w:hAnsi="나눔스퀘어"/>
+                <w:sz w:val="20"/>
+                <w:szCs w:val="20"/>
+                <w:lang w:val="en-US"/>
+              </w:rPr>
+              <w:t>gemini-3.6-flash</w:t>
+            </w:r>
+            <w:r>
               <w:rPr>
                 <w:rFonts w:ascii="나눔스퀘어" w:eastAsia="나눔스퀘어" w:hAnsi="나눔스퀘어" w:hint="eastAsia"/>
                 <w:sz w:val="20"/>
                 <w:szCs w:val="20"/>
                 <w:lang w:val="en-US"/>
               </w:rPr>
+              <w:t>)</w:t>
+            </w:r>
+          </w:p>
+          <w:p>
+            <w:pPr>
+              <w:spacing w:before="240" w:after="240" w:line="240" w:lineRule="auto"/>
+              <w:rPr>
+                <w:rFonts w:ascii="나눔스퀘어" w:eastAsia="나눔스퀘어" w:hAnsi="나눔스퀘어"/>
+                <w:sz w:val="20"/>
+                <w:szCs w:val="20"/>
+                <w:lang w:val="en-US"/>
+              </w:rPr>
+            </w:pPr>
+          </w:p>
+          <w:p>
+            <w:pPr>
+              <w:spacing w:before="240" w:after="240" w:line="240" w:lineRule="auto"/>
+              <w:rPr>
+                <w:rFonts w:ascii="나눔스퀘어" w:eastAsia="나눔스퀘어" w:hAnsi="나눔스퀘어"/>
+                <w:sz w:val="20"/>
+                <w:szCs w:val="20"/>
+                <w:lang w:val="en-US"/>
+              </w:rPr>
             </w:pPr>
             <w:r>
               <w:rPr>
@@ -1364,7 +1383,7 @@
             <w:pPr>
               <w:spacing w:before="240" w:after="240" w:line="240" w:lineRule="auto"/>
               <w:rPr>
-                <w:rFonts w:ascii="나눔스퀘어" w:eastAsia="나눔스퀘어" w:hAnsi="나눔스퀘어" w:hint="eastAsia"/>
+                <w:rFonts w:ascii="나눔스퀘어" w:eastAsia="나눔스퀘어" w:hAnsi="나눔스퀘어"/>
                 <w:sz w:val="20"/>
                 <w:szCs w:val="20"/>
                 <w:lang w:val="en-US"/>
